--- a/tasks/docx/officebench-2-18-highest-score-statement/solution/highest_score_student.docx
+++ b/tasks/docx/officebench-2-18-highest-score-statement/solution/highest_score_student.docx
@@ -7,22 +7,12 @@
         <w:pStyle w:val="Heading1"/>
       </w:pPr>
       <w:r>
-        <w:t>Reward Statement</w:t>
+        <w:t>Highest Score Statement</w:t>
       </w:r>
     </w:p>
     <w:p>
       <w:r>
-        <w:t>Rachel: 100</w:t>
-      </w:r>
-    </w:p>
-    <w:p>
-      <w:r>
-        <w:t>Carol: 97</w:t>
-      </w:r>
-    </w:p>
-    <w:p>
-      <w:r>
-        <w:t>Frank: 67</w:t>
+        <w:t>Rachel earned the highest score in the class: 100.</w:t>
       </w:r>
     </w:p>
     <w:sectPr>
